--- a/Tuan5/Minh chứng/Part2.docx
+++ b/Tuan5/Minh chứng/Part2.docx
@@ -1,6 +1,6 @@
 
 <file path=word/document.xml><?xml version="1.0" encoding="utf-8"?>
-<w:document xmlns:wpc="http://schemas.microsoft.com/office/word/2010/wordprocessingCanvas" xmlns:cx="http://schemas.microsoft.com/office/drawing/2014/chartex" xmlns:cx1="http://schemas.microsoft.com/office/drawing/2015/9/8/chartex" xmlns:cx2="http://schemas.microsoft.com/office/drawing/2015/10/21/chartex" xmlns:cx3="http://schemas.microsoft.com/office/drawing/2016/5/9/chartex" xmlns:cx4="http://schemas.microsoft.com/office/drawing/2016/5/10/chartex" xmlns:cx5="http://schemas.microsoft.com/office/drawing/2016/5/11/chartex" xmlns:cx6="http://schemas.microsoft.com/office/drawing/2016/5/12/chartex" xmlns:cx7="http://schemas.microsoft.com/office/drawing/2016/5/13/chartex" xmlns:cx8="http://schemas.microsoft.com/office/drawing/2016/5/14/chartex" xmlns:mc="http://schemas.openxmlformats.org/markup-compatibility/2006" xmlns:aink="http://schemas.microsoft.com/office/drawing/2016/ink" xmlns:am3d="http://schemas.microsoft.com/office/drawing/2017/model3d" xmlns:o="urn:schemas-microsoft-com:office:office" xmlns:oel="http://schemas.microsoft.com/office/2019/extlst" xmlns:r="http://schemas.openxmlformats.org/officeDocument/2006/relationships" xmlns:m="http://schemas.openxmlformats.org/officeDocument/2006/math" xmlns:v="urn:schemas-microsoft-com:vml" xmlns:wp14="http://schemas.microsoft.com/office/word/2010/wordprocessingDrawing" xmlns:wp="http://schemas.openxmlformats.org/drawingml/2006/wordprocessingDrawing" xmlns:w10="urn:schemas-microsoft-com:office:word" xmlns:w="http://schemas.openxmlformats.org/wordprocessingml/2006/main" xmlns:w14="http://schemas.microsoft.com/office/word/2010/wordml" xmlns:w15="http://schemas.microsoft.com/office/word/2012/wordml" xmlns:w16cex="http://schemas.microsoft.com/office/word/2018/wordml/cex" xmlns:w16cid="http://schemas.microsoft.com/office/word/2016/wordml/cid" xmlns:w16="http://schemas.microsoft.com/office/word/2018/wordml" xmlns:w16du="http://schemas.microsoft.com/office/word/2023/wordml/word16du" xmlns:w16sdtdh="http://schemas.microsoft.com/office/word/2020/wordml/sdtdatahash" xmlns:w16sdtfl="http://schemas.microsoft.com/office/word/2024/wordml/sdtformatlock" xmlns:w16se="http://schemas.microsoft.com/office/word/2015/wordml/symex" xmlns:wpg="http://schemas.microsoft.com/office/word/2010/wordprocessingGroup" xmlns:wpi="http://schemas.microsoft.com/office/word/2010/wordprocessingInk" xmlns:wne="http://schemas.microsoft.com/office/word/2006/wordml" xmlns:wps="http://schemas.microsoft.com/office/word/2010/wordprocessingShape" mc:Ignorable="w14 w15 w16se w16cid w16 w16cex w16sdtdh w16sdtfl w16du wp14">
+<w:document xmlns:wpc="http://schemas.microsoft.com/office/word/2010/wordprocessingCanvas" xmlns:mc="http://schemas.openxmlformats.org/markup-compatibility/2006" xmlns:o="urn:schemas-microsoft-com:office:office" xmlns:r="http://schemas.openxmlformats.org/officeDocument/2006/relationships" xmlns:m="http://schemas.openxmlformats.org/officeDocument/2006/math" xmlns:v="urn:schemas-microsoft-com:vml" xmlns:wp14="http://schemas.microsoft.com/office/word/2010/wordprocessingDrawing" xmlns:wp="http://schemas.openxmlformats.org/drawingml/2006/wordprocessingDrawing" xmlns:w10="urn:schemas-microsoft-com:office:word" xmlns:w="http://schemas.openxmlformats.org/wordprocessingml/2006/main" xmlns:w14="http://schemas.microsoft.com/office/word/2010/wordml" xmlns:w15="http://schemas.microsoft.com/office/word/2012/wordml" xmlns:wpg="http://schemas.microsoft.com/office/word/2010/wordprocessingGroup" xmlns:wpi="http://schemas.microsoft.com/office/word/2010/wordprocessingInk" xmlns:wne="http://schemas.microsoft.com/office/word/2006/wordml" xmlns:wps="http://schemas.microsoft.com/office/word/2010/wordprocessingShape" mc:Ignorable="w14 w15 wp14">
   <w:body>
     <w:p>
       <w:pPr>
@@ -14,6 +14,23 @@
           <w:b/>
           <w:bCs/>
         </w:rPr>
+        <w:t>Le Minh Tuan - 22697621</w:t>
+      </w:r>
+      <w:bookmarkStart w:id="0" w:name="_GoBack"/>
+      <w:bookmarkEnd w:id="0"/>
+    </w:p>
+    <w:p>
+      <w:pPr>
+        <w:rPr>
+          <w:b/>
+          <w:bCs/>
+        </w:rPr>
+      </w:pPr>
+      <w:r>
+        <w:rPr>
+          <w:b/>
+          <w:bCs/>
+        </w:rPr>
         <w:t xml:space="preserve">Bài 1 </w:t>
       </w:r>
     </w:p>
@@ -50,6 +67,7 @@
         <w:rPr>
           <w:b/>
           <w:bCs/>
+          <w:noProof/>
         </w:rPr>
         <w:drawing>
           <wp:inline distT="0" distB="0" distL="0" distR="0" wp14:anchorId="42E13939" wp14:editId="6F11492D">
@@ -114,6 +132,7 @@
         <w:rPr>
           <w:b/>
           <w:bCs/>
+          <w:noProof/>
         </w:rPr>
         <w:drawing>
           <wp:inline distT="0" distB="0" distL="0" distR="0" wp14:anchorId="538C1D34" wp14:editId="2551E697">
@@ -164,6 +183,7 @@
           <w:b/>
           <w:bCs/>
         </w:rPr>
+        <w:lastRenderedPageBreak/>
         <w:br w:type="page"/>
       </w:r>
     </w:p>
@@ -216,6 +236,7 @@
         <w:rPr>
           <w:b/>
           <w:bCs/>
+          <w:noProof/>
         </w:rPr>
         <w:drawing>
           <wp:inline distT="0" distB="0" distL="0" distR="0" wp14:anchorId="3EA33CEB" wp14:editId="009BCF26">
@@ -280,6 +301,7 @@
         <w:rPr>
           <w:b/>
           <w:bCs/>
+          <w:noProof/>
         </w:rPr>
         <w:drawing>
           <wp:inline distT="0" distB="0" distL="0" distR="0" wp14:anchorId="6FAA2B59" wp14:editId="4F16A49E">
@@ -339,14 +361,7 @@
           <w:bCs/>
         </w:rPr>
         <w:lastRenderedPageBreak/>
-        <w:t xml:space="preserve">Bài </w:t>
-      </w:r>
-      <w:r>
-        <w:rPr>
-          <w:b/>
-          <w:bCs/>
-        </w:rPr>
-        <w:t>3</w:t>
+        <w:t>Bài 3</w:t>
       </w:r>
     </w:p>
     <w:p>
@@ -382,6 +397,7 @@
         <w:rPr>
           <w:b/>
           <w:bCs/>
+          <w:noProof/>
         </w:rPr>
         <w:drawing>
           <wp:inline distT="0" distB="0" distL="0" distR="0" wp14:anchorId="057EDB78" wp14:editId="127E18E6">
@@ -446,6 +462,7 @@
         <w:rPr>
           <w:b/>
           <w:bCs/>
+          <w:noProof/>
         </w:rPr>
         <w:drawing>
           <wp:inline distT="0" distB="0" distL="0" distR="0" wp14:anchorId="7B3BB10E" wp14:editId="40728ACE">
@@ -505,14 +522,7 @@
           <w:bCs/>
         </w:rPr>
         <w:lastRenderedPageBreak/>
-        <w:t xml:space="preserve">Bài </w:t>
-      </w:r>
-      <w:r>
-        <w:rPr>
-          <w:b/>
-          <w:bCs/>
-        </w:rPr>
-        <w:t>4</w:t>
+        <w:t>Bài 4</w:t>
       </w:r>
     </w:p>
     <w:p>
@@ -548,6 +558,7 @@
         <w:rPr>
           <w:b/>
           <w:bCs/>
+          <w:noProof/>
         </w:rPr>
         <w:drawing>
           <wp:inline distT="0" distB="0" distL="0" distR="0" wp14:anchorId="20CC58D0" wp14:editId="5F5D31E0">
@@ -612,6 +623,7 @@
         <w:rPr>
           <w:b/>
           <w:bCs/>
+          <w:noProof/>
         </w:rPr>
         <w:drawing>
           <wp:inline distT="0" distB="0" distL="0" distR="0" wp14:anchorId="278FC88C" wp14:editId="780389B3">
@@ -671,14 +683,7 @@
           <w:bCs/>
         </w:rPr>
         <w:lastRenderedPageBreak/>
-        <w:t xml:space="preserve">Bài </w:t>
-      </w:r>
-      <w:r>
-        <w:rPr>
-          <w:b/>
-          <w:bCs/>
-        </w:rPr>
-        <w:t>5</w:t>
+        <w:t>Bài 5</w:t>
       </w:r>
     </w:p>
     <w:p>
@@ -714,6 +719,7 @@
         <w:rPr>
           <w:b/>
           <w:bCs/>
+          <w:noProof/>
         </w:rPr>
         <w:drawing>
           <wp:inline distT="0" distB="0" distL="0" distR="0" wp14:anchorId="7F1946D9" wp14:editId="3D859312">
@@ -778,6 +784,7 @@
         <w:rPr>
           <w:b/>
           <w:bCs/>
+          <w:noProof/>
         </w:rPr>
         <w:drawing>
           <wp:inline distT="0" distB="0" distL="0" distR="0" wp14:anchorId="7AC1BAA6" wp14:editId="255555B0">
@@ -837,14 +844,7 @@
           <w:bCs/>
         </w:rPr>
         <w:lastRenderedPageBreak/>
-        <w:t xml:space="preserve">Bài </w:t>
-      </w:r>
-      <w:r>
-        <w:rPr>
-          <w:b/>
-          <w:bCs/>
-        </w:rPr>
-        <w:t>6</w:t>
+        <w:t>Bài 6</w:t>
       </w:r>
     </w:p>
     <w:p>
@@ -880,6 +880,7 @@
         <w:rPr>
           <w:b/>
           <w:bCs/>
+          <w:noProof/>
         </w:rPr>
         <w:drawing>
           <wp:inline distT="0" distB="0" distL="0" distR="0" wp14:anchorId="3C38906C" wp14:editId="582521DE">
@@ -944,6 +945,7 @@
         <w:rPr>
           <w:b/>
           <w:bCs/>
+          <w:noProof/>
         </w:rPr>
         <w:drawing>
           <wp:inline distT="0" distB="0" distL="0" distR="0" wp14:anchorId="6E953E19" wp14:editId="5478A2E4">
@@ -993,7 +995,7 @@
 </file>
 
 <file path=word/styles.xml><?xml version="1.0" encoding="utf-8"?>
-<w:styles xmlns:mc="http://schemas.openxmlformats.org/markup-compatibility/2006" xmlns:r="http://schemas.openxmlformats.org/officeDocument/2006/relationships" xmlns:w="http://schemas.openxmlformats.org/wordprocessingml/2006/main" xmlns:w14="http://schemas.microsoft.com/office/word/2010/wordml" xmlns:w15="http://schemas.microsoft.com/office/word/2012/wordml" xmlns:w16cex="http://schemas.microsoft.com/office/word/2018/wordml/cex" xmlns:w16cid="http://schemas.microsoft.com/office/word/2016/wordml/cid" xmlns:w16="http://schemas.microsoft.com/office/word/2018/wordml" xmlns:w16du="http://schemas.microsoft.com/office/word/2023/wordml/word16du" xmlns:w16sdtdh="http://schemas.microsoft.com/office/word/2020/wordml/sdtdatahash" xmlns:w16sdtfl="http://schemas.microsoft.com/office/word/2024/wordml/sdtformatlock" xmlns:w16se="http://schemas.microsoft.com/office/word/2015/wordml/symex" mc:Ignorable="w14 w15 w16se w16cid w16 w16cex w16sdtdh w16sdtfl w16du">
+<w:styles xmlns:mc="http://schemas.openxmlformats.org/markup-compatibility/2006" xmlns:r="http://schemas.openxmlformats.org/officeDocument/2006/relationships" xmlns:w="http://schemas.openxmlformats.org/wordprocessingml/2006/main" xmlns:w14="http://schemas.microsoft.com/office/word/2010/wordml" xmlns:w15="http://schemas.microsoft.com/office/word/2012/wordml" mc:Ignorable="w14 w15">
   <w:docDefaults>
     <w:rPrDefault>
       <w:rPr>
@@ -1011,7 +1013,7 @@
       </w:pPr>
     </w:pPrDefault>
   </w:docDefaults>
-  <w:latentStyles w:defLockedState="0" w:defUIPriority="99" w:defSemiHidden="0" w:defUnhideWhenUsed="0" w:defQFormat="0" w:count="376">
+  <w:latentStyles w:defLockedState="0" w:defUIPriority="99" w:defSemiHidden="0" w:defUnhideWhenUsed="0" w:defQFormat="0" w:count="371">
     <w:lsdException w:name="Normal" w:uiPriority="0" w:qFormat="1"/>
     <w:lsdException w:name="heading 1" w:uiPriority="9" w:qFormat="1"/>
     <w:lsdException w:name="heading 2" w:semiHidden="1" w:uiPriority="9" w:unhideWhenUsed="1" w:qFormat="1"/>
@@ -1383,11 +1385,6 @@
     <w:lsdException w:name="List Table 5 Dark Accent 6" w:uiPriority="50"/>
     <w:lsdException w:name="List Table 6 Colorful Accent 6" w:uiPriority="51"/>
     <w:lsdException w:name="List Table 7 Colorful Accent 6" w:uiPriority="52"/>
-    <w:lsdException w:name="Mention" w:semiHidden="1" w:unhideWhenUsed="1"/>
-    <w:lsdException w:name="Smart Hyperlink" w:semiHidden="1" w:unhideWhenUsed="1"/>
-    <w:lsdException w:name="Hashtag" w:semiHidden="1" w:unhideWhenUsed="1"/>
-    <w:lsdException w:name="Unresolved Mention" w:semiHidden="1" w:unhideWhenUsed="1"/>
-    <w:lsdException w:name="Smart Link" w:semiHidden="1" w:unhideWhenUsed="1"/>
   </w:latentStyles>
   <w:style w:type="paragraph" w:default="1" w:styleId="Normal">
     <w:name w:val="Normal"/>
@@ -1596,6 +1593,7 @@
   <w:style w:type="character" w:default="1" w:styleId="DefaultParagraphFont">
     <w:name w:val="Default Paragraph Font"/>
     <w:uiPriority w:val="1"/>
+    <w:semiHidden/>
     <w:unhideWhenUsed/>
   </w:style>
   <w:style w:type="table" w:default="1" w:styleId="TableNormal">
